--- a/data/employees/EMP029/AST-EMP029-03.docx
+++ b/data/employees/EMP029/AST-EMP029-03.docx
@@ -7,10 +7,7 @@
         <w:pStyle w:val="Heading1"/>
       </w:pPr>
       <w:r>
-        <w:rPr>
-          <w:sz w:val="36"/>
-        </w:rPr>
-        <w:t>Design specification - EMP029</w:t>
+        <w:t>Ast Emp029 03 - EMP029</w:t>
       </w:r>
     </w:p>
     <w:p>
@@ -18,130 +15,32 @@
         <w:pStyle w:val="Heading2"/>
       </w:pPr>
       <w:r>
-        <w:t>Document Metadata</w:t>
-      </w:r>
-    </w:p>
-    <w:tbl>
-      <w:tblPr>
-        <w:tblStyle w:val="TableGrid"/>
-        <w:tblW w:type="auto" w:w="0"/>
-        <w:tblLook w:firstColumn="1" w:firstRow="1" w:lastColumn="0" w:lastRow="0" w:noHBand="0" w:noVBand="1" w:val="04A0"/>
-      </w:tblPr>
-      <w:tblGrid>
-        <w:gridCol w:w="4320"/>
-        <w:gridCol w:w="4320"/>
-      </w:tblGrid>
-      <w:tr>
-        <w:tc>
-          <w:tcPr>
-            <w:tcW w:type="dxa" w:w="4320"/>
-          </w:tcPr>
-          <w:p>
-            <w:r>
-              <w:t>Author</w:t>
-            </w:r>
-          </w:p>
-        </w:tc>
-        <w:tc>
-          <w:tcPr>
-            <w:tcW w:type="dxa" w:w="4320"/>
-          </w:tcPr>
-          <w:p>
-            <w:r>
-              <w:t>Drew Kim</w:t>
-            </w:r>
-          </w:p>
-        </w:tc>
-      </w:tr>
-      <w:tr>
-        <w:tc>
-          <w:tcPr>
-            <w:tcW w:type="dxa" w:w="4320"/>
-          </w:tcPr>
-          <w:p>
-            <w:r>
-              <w:t>Role / Department</w:t>
-            </w:r>
-          </w:p>
-        </w:tc>
-        <w:tc>
-          <w:tcPr>
-            <w:tcW w:type="dxa" w:w="4320"/>
-          </w:tcPr>
-          <w:p>
-            <w:r>
-              <w:t>Senior Engineer | Procurement</w:t>
-            </w:r>
-          </w:p>
-        </w:tc>
-      </w:tr>
-      <w:tr>
-        <w:tc>
-          <w:tcPr>
-            <w:tcW w:type="dxa" w:w="4320"/>
-          </w:tcPr>
-          <w:p>
-            <w:r>
-              <w:t>Location</w:t>
-            </w:r>
-          </w:p>
-        </w:tc>
-        <w:tc>
-          <w:tcPr>
-            <w:tcW w:type="dxa" w:w="4320"/>
-          </w:tcPr>
-          <w:p>
-            <w:r>
-              <w:t>Portland</w:t>
-            </w:r>
-          </w:p>
-        </w:tc>
-      </w:tr>
-      <w:tr>
-        <w:tc>
-          <w:tcPr>
-            <w:tcW w:type="dxa" w:w="4320"/>
-          </w:tcPr>
-          <w:p>
-            <w:r>
-              <w:t>Last Modified</w:t>
-            </w:r>
-          </w:p>
-        </w:tc>
-        <w:tc>
-          <w:tcPr>
-            <w:tcW w:type="dxa" w:w="4320"/>
-          </w:tcPr>
-          <w:p>
-            <w:r>
-              <w:t>2025-02-02</w:t>
-            </w:r>
-          </w:p>
-        </w:tc>
-      </w:tr>
-    </w:tbl>
-    <w:p/>
-    <w:p>
-      <w:pPr>
-        <w:pStyle w:val="Heading2"/>
-      </w:pPr>
-      <w:r>
-        <w:t>Specification</w:t>
+        <w:t>Page 1</w:t>
       </w:r>
     </w:p>
     <w:p>
       <w:r>
-        <w:t>Design Specification: Supplier Portal Integration</w:t>
+        <w:t>Section 1: Fabric semantic model planning. EMP029 contributes to ast emp029 03 through recurring collaboration, clear ownership boundaries, and measurable outcomes. The team captures decisions, open issues, and handoffs so that knowledge remains discoverable for future programs.</w:t>
       </w:r>
     </w:p>
     <w:p>
       <w:r>
-        <w:t>Version: 1.2</w:t>
+        <w:t>Section 2: Automation backlog refinement. EMP029 contributes to ast emp029 03 through recurring collaboration, clear ownership boundaries, and measurable outcomes. The team captures decisions, open issues, and handoffs so that knowledge remains discoverable for future programs.</w:t>
       </w:r>
     </w:p>
     <w:p>
       <w:r>
-        <w:t>This specification covers the integration between the supplier self-service portal and the procurement ERP module. Vendors submit invoices via the portal; OCR parsing extracts line items and matches against purchase orders with a tolerance of +-2%.</w:t>
+        <w:t>Section 3: Data quality remediation. EMP029 contributes to ast emp029 03 through recurring collaboration, clear ownership boundaries, and measurable outcomes. The team captures decisions, open issues, and handoffs so that knowledge remains discoverable for future programs.</w:t>
+      </w:r>
+    </w:p>
+    <w:p>
+      <w:r>
+        <w:t>Section 4: Knowledge transfer and onboarding. EMP029 contributes to ast emp029 03 through recurring collaboration, clear ownership boundaries, and measurable outcomes. The team captures decisions, open issues, and handoffs so that knowledge remains discoverable for future programs.</w:t>
+      </w:r>
+    </w:p>
+    <w:p>
+      <w:r>
+        <w:br w:type="page"/>
       </w:r>
     </w:p>
     <w:p>
@@ -149,12 +48,60 @@
         <w:pStyle w:val="Heading2"/>
       </w:pPr>
       <w:r>
-        <w:t>Author Competencies</w:t>
+        <w:t>Page 2</w:t>
       </w:r>
     </w:p>
     <w:p>
       <w:r>
-        <w:t>Power BI, Azure AI, Synapse, Ontology</w:t>
+        <w:t>Section 1: Quarterly delivery milestones. EMP029 contributes to ast emp029 03 through recurring collaboration, clear ownership boundaries, and measurable outcomes. The team captures decisions, open issues, and handoffs so that knowledge remains discoverable for future programs.</w:t>
+      </w:r>
+    </w:p>
+    <w:p>
+      <w:r>
+        <w:t>Section 2: Department KPI performance. EMP029 contributes to ast emp029 03 through recurring collaboration, clear ownership boundaries, and measurable outcomes. The team captures decisions, open issues, and handoffs so that knowledge remains discoverable for future programs.</w:t>
+      </w:r>
+    </w:p>
+    <w:p>
+      <w:r>
+        <w:t>Section 3: Customer escalation analysis. EMP029 contributes to ast emp029 03 through recurring collaboration, clear ownership boundaries, and measurable outcomes. The team captures decisions, open issues, and handoffs so that knowledge remains discoverable for future programs.</w:t>
+      </w:r>
+    </w:p>
+    <w:p>
+      <w:r>
+        <w:t>Section 4: Data quality remediation. EMP029 contributes to ast emp029 03 through recurring collaboration, clear ownership boundaries, and measurable outcomes. The team captures decisions, open issues, and handoffs so that knowledge remains discoverable for future programs.</w:t>
+      </w:r>
+    </w:p>
+    <w:p>
+      <w:r>
+        <w:br w:type="page"/>
+      </w:r>
+    </w:p>
+    <w:p>
+      <w:pPr>
+        <w:pStyle w:val="Heading2"/>
+      </w:pPr>
+      <w:r>
+        <w:t>Page 3</w:t>
+      </w:r>
+    </w:p>
+    <w:p>
+      <w:r>
+        <w:t>Section 1: Customer escalation analysis. EMP029 contributes to ast emp029 03 through recurring collaboration, clear ownership boundaries, and measurable outcomes. The team captures decisions, open issues, and handoffs so that knowledge remains discoverable for future programs.</w:t>
+      </w:r>
+    </w:p>
+    <w:p>
+      <w:r>
+        <w:t>Section 2: Quarterly delivery milestones. EMP029 contributes to ast emp029 03 through recurring collaboration, clear ownership boundaries, and measurable outcomes. The team captures decisions, open issues, and handoffs so that knowledge remains discoverable for future programs.</w:t>
+      </w:r>
+    </w:p>
+    <w:p>
+      <w:r>
+        <w:t>Section 3: Knowledge transfer and onboarding. EMP029 contributes to ast emp029 03 through recurring collaboration, clear ownership boundaries, and measurable outcomes. The team captures decisions, open issues, and handoffs so that knowledge remains discoverable for future programs.</w:t>
+      </w:r>
+    </w:p>
+    <w:p>
+      <w:r>
+        <w:t>Section 4: Automation backlog refinement. EMP029 contributes to ast emp029 03 through recurring collaboration, clear ownership boundaries, and measurable outcomes. The team captures decisions, open issues, and handoffs so that knowledge remains discoverable for future programs.</w:t>
       </w:r>
     </w:p>
     <w:sectPr>
